--- a/docs/community/maintainer/project-dashboard-lockfile-resolution-testing.docx
+++ b/docs/community/maintainer/project-dashboard-lockfile-resolution-testing.docx
@@ -1636,6 +1636,91 @@
         <w:t xml:space="preserve"> when the SBOM is intended to cover development and build tooling.</w:t>
       </w:r>
     </w:p>
+    <w:p>
+      <w:pPr>
+        <w:pStyle w:val="Heading2"/>
+      </w:pPr>
+      <w:r>
+        <w:t>Related ecosystem flows</w:t>
+      </w:r>
+    </w:p>
+    <w:p>
+      <w:r>
+        <w:t>The same distinction between declared dependencies, resolved package records, and local metadata applies to other ecosystems. The repository-wide implementation guide documents these flows:</w:t>
+      </w:r>
+    </w:p>
+    <w:p>
+      <w:pPr>
+        <w:pStyle w:val="ListBullet"/>
+      </w:pPr>
+      <w:r>
+        <w:t>[Offline filesystem-to-CycloneDX flow](offline-cyclonedx-scan-flow.md)</w:t>
+      </w:r>
+    </w:p>
+    <w:p>
+      <w:pPr>
+        <w:pStyle w:val="ListBullet"/>
+      </w:pPr>
+      <w:r>
+        <w:t>[Go module analysis](offline-cyclonedx-scan-flow.md#105-how-go-modules-are-analyzed)</w:t>
+      </w:r>
+    </w:p>
+    <w:p>
+      <w:pPr>
+        <w:pStyle w:val="ListBullet"/>
+      </w:pPr>
+      <w:r>
+        <w:t>[Python dependency analysis](offline-cyclonedx-scan-flow.md#106-how-python-dependencies-are-analyzed)</w:t>
+      </w:r>
+    </w:p>
+    <w:p>
+      <w:pPr>
+        <w:pStyle w:val="ListBullet"/>
+      </w:pPr>
+      <w:r>
+        <w:t>[.NET and NuGet analysis](offline-cyclonedx-scan-flow.md#107-how-net-and-nuget-dependencies-are-analyzed)</w:t>
+      </w:r>
+    </w:p>
+    <w:p>
+      <w:pPr>
+        <w:pStyle w:val="ListBullet"/>
+      </w:pPr>
+      <w:r>
+        <w:t>[Gradle dependency analysis](offline-cyclonedx-scan-flow.md#108-how-gradle-dependencies-are-analyzed)</w:t>
+      </w:r>
+    </w:p>
+    <w:p>
+      <w:pPr>
+        <w:pStyle w:val="ListBullet"/>
+      </w:pPr>
+      <w:r>
+        <w:t>[Maven dependency analysis](offline-cyclonedx-scan-flow.md#109-how-maven-dependencies-are-analyzed)</w:t>
+      </w:r>
+    </w:p>
+    <w:p>
+      <w:pPr>
+        <w:pStyle w:val="ListBullet"/>
+      </w:pPr>
+      <w:r>
+        <w:t>[Composer dependency analysis](offline-cyclonedx-scan-flow.md#1010-how-composer-dependencies-are-analyzed)</w:t>
+      </w:r>
+    </w:p>
+    <w:p>
+      <w:pPr>
+        <w:pStyle w:val="ListBullet"/>
+      </w:pPr>
+      <w:r>
+        <w:t>[Poetry dependency analysis](offline-cyclonedx-scan-flow.md#1011-how-poetry-dependencies-are-analyzed)</w:t>
+      </w:r>
+    </w:p>
+    <w:p>
+      <w:pPr>
+        <w:pStyle w:val="ListBullet"/>
+      </w:pPr>
+      <w:r>
+        <w:t>[Conan dependency analysis](offline-cyclonedx-scan-flow.md#1012-how-conan-dependencies-are-analyzed)</w:t>
+      </w:r>
+    </w:p>
     <w:sectPr>
       <w:pgSz w:w="12240" w:h="15840"/>
       <w:pgMar w:top="936" w:right="1080" w:bottom="936" w:left="1080" w:header="720" w:footer="720" w:gutter="0"/>
